--- a/papers/prog report/13 - Progress Report_.docx
+++ b/papers/prog report/13 - Progress Report_.docx
@@ -20,12 +20,12 @@
     </w:p>
     <w:p>
       <w:pPr>
+        <w:spacing w:after="20" w:line="30" w:lineRule="exact"/>
         <w:jc w:val="center"/>
         <w:rPr>
           <w:b/>
           <w:bCs/>
         </w:rPr>
-        <w:spacing w:before="0" w:after="20" w:line="30" w:lineRule="exact"/>
       </w:pPr>
     </w:p>
     <w:p>
@@ -43,7 +43,7 @@
           <w:bCs/>
           <w:u w:val="single"/>
         </w:rPr>
-        <w:t xml:space="preserve">Date Covered: Week 13 (August 24-28, 2026)</w:t>
+        <w:t>Date Covered: Week 13 (August 24-28, 2026)</w:t>
       </w:r>
     </w:p>
     <w:p>
@@ -84,6 +84,10 @@
         <w:tc>
           <w:tcPr>
             <w:tcW w:w="10790" w:type="dxa"/>
+            <w:tcMar>
+              <w:top w:w="115" w:type="dxa"/>
+              <w:bottom w:w="115" w:type="dxa"/>
+            </w:tcMar>
           </w:tcPr>
           <w:p>
             <w:pPr>
@@ -98,7 +102,7 @@
                 <w:b/>
                 <w:bCs/>
               </w:rPr>
-              <w:t xml:space="preserve">An Integrated Business Intelligence for Sales Forecasting and Inventory Management</w:t>
+              <w:t>An Integrated Business Intelligence for Sales Forecasting and Inventory Management</w:t>
             </w:r>
           </w:p>
         </w:tc>
@@ -106,11 +110,11 @@
     </w:tbl>
     <w:p>
       <w:pPr>
+        <w:spacing w:after="20" w:line="30" w:lineRule="exact"/>
         <w:rPr>
           <w:b/>
           <w:bCs/>
         </w:rPr>
-        <w:spacing w:before="0" w:after="20" w:line="30" w:lineRule="exact"/>
       </w:pPr>
     </w:p>
     <w:p>
@@ -151,14 +155,18 @@
         <w:tc>
           <w:tcPr>
             <w:tcW w:w="10790" w:type="dxa"/>
+            <w:tcMar>
+              <w:top w:w="115" w:type="dxa"/>
+              <w:bottom w:w="115" w:type="dxa"/>
+            </w:tcMar>
           </w:tcPr>
-          <w:p xmlns:w="http://schemas.openxmlformats.org/wordprocessingml/2006/main" xmlns:w14="http://schemas.microsoft.com/office/word/2010/wordml">
-            <w:pPr>
-              <w:spacing w:before="0" w:after="0" w:line="190" w:lineRule="auto"/>
+          <w:p>
+            <w:pPr>
               <w:numPr>
                 <w:ilvl w:val="0"/>
                 <w:numId w:val="4"/>
               </w:numPr>
+              <w:spacing w:line="190" w:lineRule="auto"/>
               <w:ind w:left="400" w:hanging="250"/>
               <w:rPr>
                 <w:sz w:val="17"/>
@@ -170,16 +178,16 @@
                 <w:sz w:val="17"/>
                 <w:szCs w:val="17"/>
               </w:rPr>
-              <w:t xml:space="preserve">Detail the forecasting formula (Moving Average) in Chapter 3.</w:t>
-            </w:r>
-          </w:p>
-          <w:p xmlns:w="http://schemas.openxmlformats.org/wordprocessingml/2006/main" xmlns:w14="http://schemas.microsoft.com/office/word/2010/wordml">
-            <w:pPr>
-              <w:spacing w:before="0" w:after="0" w:line="190" w:lineRule="auto"/>
+              <w:t>Detail the forecasting formula (Moving Average) in Chapter 3.</w:t>
+            </w:r>
+          </w:p>
+          <w:p>
+            <w:pPr>
               <w:numPr>
                 <w:ilvl w:val="0"/>
                 <w:numId w:val="4"/>
               </w:numPr>
+              <w:spacing w:line="190" w:lineRule="auto"/>
               <w:ind w:left="400" w:hanging="250"/>
               <w:rPr>
                 <w:sz w:val="17"/>
@@ -191,16 +199,16 @@
                 <w:sz w:val="17"/>
                 <w:szCs w:val="17"/>
               </w:rPr>
-              <w:t xml:space="preserve">Start coding the initial backend calculation for sales forecasting.</w:t>
-            </w:r>
-          </w:p>
-          <w:p xmlns:w="http://schemas.openxmlformats.org/wordprocessingml/2006/main" xmlns:w14="http://schemas.microsoft.com/office/word/2010/wordml">
-            <w:pPr>
-              <w:spacing w:before="0" w:after="0" w:line="190" w:lineRule="auto"/>
+              <w:t>Start coding the initial backend calculation for sales forecasting.</w:t>
+            </w:r>
+          </w:p>
+          <w:p>
+            <w:pPr>
               <w:numPr>
                 <w:ilvl w:val="0"/>
                 <w:numId w:val="4"/>
               </w:numPr>
+              <w:spacing w:line="190" w:lineRule="auto"/>
               <w:ind w:left="400" w:hanging="250"/>
               <w:rPr>
                 <w:sz w:val="17"/>
@@ -212,7 +220,7 @@
                 <w:sz w:val="17"/>
                 <w:szCs w:val="17"/>
               </w:rPr>
-              <w:t xml:space="preserve">Improve POS transaction saving and inventory deduction.</w:t>
+              <w:t>Improve POS transaction saving and inventory deduction.</w:t>
             </w:r>
           </w:p>
         </w:tc>
@@ -220,20 +228,20 @@
     </w:tbl>
     <w:p>
       <w:pPr>
+        <w:spacing w:after="20" w:line="30" w:lineRule="exact"/>
         <w:rPr>
           <w:b/>
           <w:bCs/>
         </w:rPr>
-        <w:spacing w:before="0" w:after="20" w:line="30" w:lineRule="exact"/>
       </w:pPr>
     </w:p>
     <w:p>
       <w:pPr>
+        <w:spacing w:after="20" w:line="30" w:lineRule="exact"/>
         <w:rPr>
           <w:b/>
           <w:bCs/>
         </w:rPr>
-        <w:spacing w:before="0" w:after="20" w:line="30" w:lineRule="exact"/>
       </w:pPr>
     </w:p>
     <w:tbl>
@@ -260,6 +268,10 @@
         <w:tc>
           <w:tcPr>
             <w:tcW w:w="5395" w:type="dxa"/>
+            <w:tcMar>
+              <w:top w:w="115" w:type="dxa"/>
+              <w:bottom w:w="115" w:type="dxa"/>
+            </w:tcMar>
           </w:tcPr>
           <w:p>
             <w:pPr>
@@ -267,12 +279,16 @@
               <w:rPr>
                 <w:b/>
                 <w:bCs/>
-              </w:rPr>
-            </w:pPr>
-            <w:r>
-              <w:rPr>
-                <w:b/>
-                <w:bCs/>
+                <w:sz w:val="22"/>
+                <w:szCs w:val="22"/>
+              </w:rPr>
+            </w:pPr>
+            <w:r>
+              <w:rPr>
+                <w:b/>
+                <w:bCs/>
+                <w:sz w:val="22"/>
+                <w:szCs w:val="22"/>
               </w:rPr>
               <w:t>Specific Tasks</w:t>
             </w:r>
@@ -281,6 +297,10 @@
         <w:tc>
           <w:tcPr>
             <w:tcW w:w="5395" w:type="dxa"/>
+            <w:tcMar>
+              <w:top w:w="115" w:type="dxa"/>
+              <w:bottom w:w="115" w:type="dxa"/>
+            </w:tcMar>
           </w:tcPr>
           <w:p>
             <w:pPr>
@@ -288,608 +308,648 @@
               <w:rPr>
                 <w:b/>
                 <w:bCs/>
-              </w:rPr>
-            </w:pPr>
-            <w:r>
-              <w:rPr>
-                <w:b/>
-                <w:bCs/>
+                <w:sz w:val="22"/>
+                <w:szCs w:val="22"/>
+              </w:rPr>
+            </w:pPr>
+            <w:r>
+              <w:rPr>
+                <w:b/>
+                <w:bCs/>
+                <w:sz w:val="22"/>
+                <w:szCs w:val="22"/>
               </w:rPr>
               <w:t>Specific Accomplishments</w:t>
             </w:r>
           </w:p>
         </w:tc>
       </w:tr>
-      <w:tr xmlns:w="http://schemas.openxmlformats.org/wordprocessingml/2006/main" xmlns:w14="http://schemas.microsoft.com/office/word/2010/wordml">
+      <w:tr>
         <w:trPr>
-          <w:cantSplit w:val="1"/>
-          <w:trHeight w:hRule="atLeast" w:val="360"/>
-          <w:tblHeader w:val="0"/>
+          <w:trHeight w:val="360"/>
         </w:trPr>
         <w:tc>
           <w:tcPr>
             <w:tcW w:w="5395" w:type="dxa"/>
+            <w:tcMar>
+              <w:top w:w="115" w:type="dxa"/>
+              <w:bottom w:w="115" w:type="dxa"/>
+            </w:tcMar>
           </w:tcPr>
           <w:p>
             <w:pPr>
-              <w:spacing w:before="0" w:after="0" w:line="190" w:lineRule="auto"/>
-              <w:rPr>
-                <w:b/>
-                <w:bCs/>
-                <w:sz w:val="16"/>
-                <w:szCs w:val="16"/>
-              </w:rPr>
-            </w:pPr>
-            <w:r>
-              <w:rPr>
-                <w:b/>
-                <w:bCs/>
-                <w:sz w:val="16"/>
-                <w:szCs w:val="16"/>
+              <w:spacing w:line="190" w:lineRule="auto"/>
+              <w:rPr>
+                <w:b/>
+                <w:bCs/>
+                <w:sz w:val="22"/>
+                <w:szCs w:val="22"/>
+              </w:rPr>
+            </w:pPr>
+            <w:r>
+              <w:rPr>
+                <w:b/>
+                <w:bCs/>
+                <w:sz w:val="22"/>
+                <w:szCs w:val="22"/>
               </w:rPr>
               <w:t>Member 1 (Cunan, Christian M.)</w:t>
             </w:r>
           </w:p>
           <w:p>
             <w:pPr>
-              <w:spacing w:before="0" w:after="0" w:line="190" w:lineRule="auto"/>
               <w:numPr>
                 <w:ilvl w:val="0"/>
                 <w:numId w:val="5"/>
               </w:numPr>
+              <w:spacing w:line="190" w:lineRule="auto"/>
               <w:ind w:left="400" w:hanging="250"/>
               <w:rPr>
-                <w:sz w:val="15"/>
-                <w:szCs w:val="15"/>
-              </w:rPr>
-            </w:pPr>
-            <w:r>
-              <w:rPr>
-                <w:sz w:val="15"/>
-                <w:szCs w:val="15"/>
-              </w:rPr>
-              <w:t xml:space="preserve">Improve the checkout save script to ensure stock numbers deduct properly every sale.</w:t>
+                <w:sz w:val="22"/>
+                <w:szCs w:val="22"/>
+              </w:rPr>
+            </w:pPr>
+            <w:r>
+              <w:rPr>
+                <w:sz w:val="22"/>
+                <w:szCs w:val="22"/>
+              </w:rPr>
+              <w:t>Improve the checkout save script to ensure stock numbers deduct properly every sale.</w:t>
             </w:r>
           </w:p>
         </w:tc>
         <w:tc>
           <w:tcPr>
             <w:tcW w:w="5395" w:type="dxa"/>
+            <w:tcMar>
+              <w:top w:w="115" w:type="dxa"/>
+              <w:bottom w:w="115" w:type="dxa"/>
+            </w:tcMar>
           </w:tcPr>
           <w:p>
             <w:pPr>
-              <w:spacing w:before="0" w:after="0" w:line="190" w:lineRule="auto"/>
-              <w:rPr>
-                <w:b/>
-                <w:bCs/>
-                <w:sz w:val="16"/>
-                <w:szCs w:val="16"/>
-              </w:rPr>
-            </w:pPr>
-            <w:r>
-              <w:rPr>
-                <w:b/>
-                <w:bCs/>
-                <w:sz w:val="16"/>
-                <w:szCs w:val="16"/>
+              <w:spacing w:line="190" w:lineRule="auto"/>
+              <w:rPr>
+                <w:b/>
+                <w:bCs/>
+                <w:sz w:val="22"/>
+                <w:szCs w:val="22"/>
+              </w:rPr>
+            </w:pPr>
+            <w:r>
+              <w:rPr>
+                <w:b/>
+                <w:bCs/>
+                <w:sz w:val="22"/>
+                <w:szCs w:val="22"/>
               </w:rPr>
               <w:t>Member 1 (Cunan, Christian M.)</w:t>
             </w:r>
           </w:p>
           <w:p>
             <w:pPr>
-              <w:spacing w:before="0" w:after="0" w:line="190" w:lineRule="auto"/>
               <w:numPr>
                 <w:ilvl w:val="0"/>
                 <w:numId w:val="2"/>
               </w:numPr>
+              <w:spacing w:line="190" w:lineRule="auto"/>
               <w:ind w:left="400" w:hanging="250"/>
               <w:rPr>
-                <w:sz w:val="15"/>
-                <w:szCs w:val="15"/>
-              </w:rPr>
-            </w:pPr>
-            <w:r>
-              <w:rPr>
-                <w:sz w:val="15"/>
-                <w:szCs w:val="15"/>
-              </w:rPr>
-              <w:t xml:space="preserve">Updated transaction scripts to make sure inventory counts update accurately after each checkout.</w:t>
+                <w:sz w:val="22"/>
+                <w:szCs w:val="22"/>
+              </w:rPr>
+            </w:pPr>
+            <w:r>
+              <w:rPr>
+                <w:sz w:val="22"/>
+                <w:szCs w:val="22"/>
+              </w:rPr>
+              <w:t>Updated transaction scripts to make sure inventory counts update accurately after each checkout.</w:t>
             </w:r>
           </w:p>
         </w:tc>
       </w:tr>
-      <w:tr xmlns:w="http://schemas.openxmlformats.org/wordprocessingml/2006/main" xmlns:w14="http://schemas.microsoft.com/office/word/2010/wordml">
+      <w:tr>
         <w:trPr>
-          <w:cantSplit w:val="1"/>
-          <w:trHeight w:hRule="atLeast" w:val="360"/>
-          <w:tblHeader w:val="0"/>
+          <w:trHeight w:val="360"/>
         </w:trPr>
         <w:tc>
           <w:tcPr>
             <w:tcW w:w="5395" w:type="dxa"/>
+            <w:tcMar>
+              <w:top w:w="115" w:type="dxa"/>
+              <w:bottom w:w="115" w:type="dxa"/>
+            </w:tcMar>
           </w:tcPr>
           <w:p>
             <w:pPr>
-              <w:spacing w:before="0" w:after="0" w:line="190" w:lineRule="auto"/>
-              <w:rPr>
-                <w:b/>
-                <w:bCs/>
-                <w:sz w:val="16"/>
-                <w:szCs w:val="16"/>
-              </w:rPr>
-            </w:pPr>
-            <w:r>
-              <w:rPr>
-                <w:b/>
-                <w:bCs/>
-                <w:sz w:val="16"/>
-                <w:szCs w:val="16"/>
+              <w:spacing w:line="190" w:lineRule="auto"/>
+              <w:rPr>
+                <w:b/>
+                <w:bCs/>
+                <w:sz w:val="22"/>
+                <w:szCs w:val="22"/>
+              </w:rPr>
+            </w:pPr>
+            <w:r>
+              <w:rPr>
+                <w:b/>
+                <w:bCs/>
+                <w:sz w:val="22"/>
+                <w:szCs w:val="22"/>
               </w:rPr>
               <w:t>Member 2 (Basco, Clark Justine T.)</w:t>
             </w:r>
           </w:p>
           <w:p>
             <w:pPr>
-              <w:spacing w:before="0" w:after="0" w:line="190" w:lineRule="auto"/>
               <w:numPr>
                 <w:ilvl w:val="0"/>
                 <w:numId w:val="5"/>
               </w:numPr>
+              <w:spacing w:line="190" w:lineRule="auto"/>
               <w:ind w:left="400" w:hanging="250"/>
               <w:rPr>
-                <w:sz w:val="15"/>
-                <w:szCs w:val="15"/>
-              </w:rPr>
-            </w:pPr>
-            <w:r>
-              <w:rPr>
-                <w:sz w:val="15"/>
-                <w:szCs w:val="15"/>
-              </w:rPr>
-              <w:t xml:space="preserve">Write the Moving Average forecasting formula and explanation in Chapter 3.</w:t>
+                <w:sz w:val="22"/>
+                <w:szCs w:val="22"/>
+              </w:rPr>
+            </w:pPr>
+            <w:r>
+              <w:rPr>
+                <w:sz w:val="22"/>
+                <w:szCs w:val="22"/>
+              </w:rPr>
+              <w:t>Write the Moving Average forecasting formula and explanation in Chapter 3.</w:t>
             </w:r>
           </w:p>
         </w:tc>
         <w:tc>
           <w:tcPr>
             <w:tcW w:w="5395" w:type="dxa"/>
+            <w:tcMar>
+              <w:top w:w="115" w:type="dxa"/>
+              <w:bottom w:w="115" w:type="dxa"/>
+            </w:tcMar>
           </w:tcPr>
           <w:p>
             <w:pPr>
-              <w:spacing w:before="0" w:after="0" w:line="190" w:lineRule="auto"/>
-              <w:rPr>
-                <w:b/>
-                <w:bCs/>
-                <w:sz w:val="16"/>
-                <w:szCs w:val="16"/>
-              </w:rPr>
-            </w:pPr>
-            <w:r>
-              <w:rPr>
-                <w:b/>
-                <w:bCs/>
-                <w:sz w:val="16"/>
-                <w:szCs w:val="16"/>
+              <w:spacing w:line="190" w:lineRule="auto"/>
+              <w:rPr>
+                <w:b/>
+                <w:bCs/>
+                <w:sz w:val="22"/>
+                <w:szCs w:val="22"/>
+              </w:rPr>
+            </w:pPr>
+            <w:r>
+              <w:rPr>
+                <w:b/>
+                <w:bCs/>
+                <w:sz w:val="22"/>
+                <w:szCs w:val="22"/>
               </w:rPr>
               <w:t>Member 2 (Basco, Clark Justine T.)</w:t>
             </w:r>
           </w:p>
           <w:p>
             <w:pPr>
-              <w:spacing w:before="0" w:after="0" w:line="190" w:lineRule="auto"/>
               <w:numPr>
                 <w:ilvl w:val="0"/>
                 <w:numId w:val="2"/>
               </w:numPr>
+              <w:spacing w:line="190" w:lineRule="auto"/>
               <w:ind w:left="400" w:hanging="250"/>
               <w:rPr>
-                <w:sz w:val="15"/>
-                <w:szCs w:val="15"/>
-              </w:rPr>
-            </w:pPr>
-            <w:r>
-              <w:rPr>
-                <w:sz w:val="15"/>
-                <w:szCs w:val="15"/>
-              </w:rPr>
-              <w:t xml:space="preserve">Documented the step-by-step moving average calculation in Chapter 3.</w:t>
+                <w:sz w:val="22"/>
+                <w:szCs w:val="22"/>
+              </w:rPr>
+            </w:pPr>
+            <w:r>
+              <w:rPr>
+                <w:sz w:val="22"/>
+                <w:szCs w:val="22"/>
+              </w:rPr>
+              <w:t>Documented the step-by-step moving average calculation in Chapter 3.</w:t>
             </w:r>
           </w:p>
         </w:tc>
       </w:tr>
-      <w:tr xmlns:w="http://schemas.openxmlformats.org/wordprocessingml/2006/main" xmlns:w14="http://schemas.microsoft.com/office/word/2010/wordml">
+      <w:tr>
         <w:trPr>
-          <w:cantSplit w:val="1"/>
-          <w:trHeight w:hRule="atLeast" w:val="360"/>
-          <w:tblHeader w:val="0"/>
+          <w:trHeight w:val="360"/>
         </w:trPr>
         <w:tc>
           <w:tcPr>
             <w:tcW w:w="5395" w:type="dxa"/>
+            <w:tcMar>
+              <w:top w:w="115" w:type="dxa"/>
+              <w:bottom w:w="115" w:type="dxa"/>
+            </w:tcMar>
           </w:tcPr>
           <w:p>
             <w:pPr>
-              <w:spacing w:before="0" w:after="0" w:line="190" w:lineRule="auto"/>
-              <w:rPr>
-                <w:b/>
-                <w:bCs/>
-                <w:sz w:val="16"/>
-                <w:szCs w:val="16"/>
-              </w:rPr>
-            </w:pPr>
-            <w:r>
-              <w:rPr>
-                <w:b/>
-                <w:bCs/>
-                <w:sz w:val="16"/>
-                <w:szCs w:val="16"/>
+              <w:spacing w:line="190" w:lineRule="auto"/>
+              <w:rPr>
+                <w:b/>
+                <w:bCs/>
+                <w:sz w:val="22"/>
+                <w:szCs w:val="22"/>
+              </w:rPr>
+            </w:pPr>
+            <w:r>
+              <w:rPr>
+                <w:b/>
+                <w:bCs/>
+                <w:sz w:val="22"/>
+                <w:szCs w:val="22"/>
               </w:rPr>
               <w:t>Member 3 (Dalusong, Harold P.)</w:t>
             </w:r>
           </w:p>
           <w:p>
             <w:pPr>
-              <w:spacing w:before="0" w:after="0" w:line="190" w:lineRule="auto"/>
               <w:numPr>
                 <w:ilvl w:val="0"/>
                 <w:numId w:val="5"/>
               </w:numPr>
+              <w:spacing w:line="190" w:lineRule="auto"/>
               <w:ind w:left="400" w:hanging="250"/>
               <w:rPr>
-                <w:sz w:val="15"/>
-                <w:szCs w:val="15"/>
-              </w:rPr>
-            </w:pPr>
-            <w:r>
-              <w:rPr>
-                <w:sz w:val="15"/>
-                <w:szCs w:val="15"/>
-              </w:rPr>
-              <w:t xml:space="preserve">Check bibliography entries and cross-check in-text citations.</w:t>
+                <w:sz w:val="22"/>
+                <w:szCs w:val="22"/>
+              </w:rPr>
+            </w:pPr>
+            <w:r>
+              <w:rPr>
+                <w:sz w:val="22"/>
+                <w:szCs w:val="22"/>
+              </w:rPr>
+              <w:t>Check bibliography entries and cross-check in-text citations.</w:t>
             </w:r>
           </w:p>
         </w:tc>
         <w:tc>
           <w:tcPr>
             <w:tcW w:w="5395" w:type="dxa"/>
+            <w:tcMar>
+              <w:top w:w="115" w:type="dxa"/>
+              <w:bottom w:w="115" w:type="dxa"/>
+            </w:tcMar>
           </w:tcPr>
           <w:p>
             <w:pPr>
-              <w:spacing w:before="0" w:after="0" w:line="190" w:lineRule="auto"/>
-              <w:rPr>
-                <w:b/>
-                <w:bCs/>
-                <w:sz w:val="16"/>
-                <w:szCs w:val="16"/>
-              </w:rPr>
-            </w:pPr>
-            <w:r>
-              <w:rPr>
-                <w:b/>
-                <w:bCs/>
-                <w:sz w:val="16"/>
-                <w:szCs w:val="16"/>
+              <w:spacing w:line="190" w:lineRule="auto"/>
+              <w:rPr>
+                <w:b/>
+                <w:bCs/>
+                <w:sz w:val="22"/>
+                <w:szCs w:val="22"/>
+              </w:rPr>
+            </w:pPr>
+            <w:r>
+              <w:rPr>
+                <w:b/>
+                <w:bCs/>
+                <w:sz w:val="22"/>
+                <w:szCs w:val="22"/>
               </w:rPr>
               <w:t>Member 3 (Dalusong, Harold P.)</w:t>
             </w:r>
           </w:p>
           <w:p>
             <w:pPr>
-              <w:spacing w:before="0" w:after="0" w:line="190" w:lineRule="auto"/>
               <w:numPr>
                 <w:ilvl w:val="0"/>
                 <w:numId w:val="2"/>
               </w:numPr>
+              <w:spacing w:line="190" w:lineRule="auto"/>
               <w:ind w:left="400" w:hanging="250"/>
               <w:rPr>
-                <w:sz w:val="15"/>
-                <w:szCs w:val="15"/>
-              </w:rPr>
-            </w:pPr>
-            <w:r>
-              <w:rPr>
-                <w:sz w:val="15"/>
-                <w:szCs w:val="15"/>
-              </w:rPr>
-              <w:t xml:space="preserve">Checked in-text citations and ensured all references appear in the bibliography.</w:t>
+                <w:sz w:val="22"/>
+                <w:szCs w:val="22"/>
+              </w:rPr>
+            </w:pPr>
+            <w:r>
+              <w:rPr>
+                <w:sz w:val="22"/>
+                <w:szCs w:val="22"/>
+              </w:rPr>
+              <w:t>Checked in-text citations and ensured all references appear in the bibliography.</w:t>
             </w:r>
           </w:p>
         </w:tc>
       </w:tr>
-      <w:tr xmlns:w="http://schemas.openxmlformats.org/wordprocessingml/2006/main" xmlns:w14="http://schemas.microsoft.com/office/word/2010/wordml">
+      <w:tr>
         <w:trPr>
-          <w:cantSplit w:val="1"/>
-          <w:trHeight w:hRule="atLeast" w:val="360"/>
-          <w:tblHeader w:val="0"/>
+          <w:trHeight w:val="360"/>
         </w:trPr>
         <w:tc>
           <w:tcPr>
             <w:tcW w:w="5395" w:type="dxa"/>
+            <w:tcMar>
+              <w:top w:w="115" w:type="dxa"/>
+              <w:bottom w:w="115" w:type="dxa"/>
+            </w:tcMar>
           </w:tcPr>
           <w:p>
             <w:pPr>
-              <w:spacing w:before="0" w:after="0" w:line="190" w:lineRule="auto"/>
-              <w:rPr>
-                <w:b/>
-                <w:bCs/>
-                <w:sz w:val="16"/>
-                <w:szCs w:val="16"/>
-              </w:rPr>
-            </w:pPr>
-            <w:r>
-              <w:rPr>
-                <w:b/>
-                <w:bCs/>
-                <w:sz w:val="16"/>
-                <w:szCs w:val="16"/>
+              <w:spacing w:line="190" w:lineRule="auto"/>
+              <w:rPr>
+                <w:b/>
+                <w:bCs/>
+                <w:sz w:val="22"/>
+                <w:szCs w:val="22"/>
+              </w:rPr>
+            </w:pPr>
+            <w:r>
+              <w:rPr>
+                <w:b/>
+                <w:bCs/>
+                <w:sz w:val="22"/>
+                <w:szCs w:val="22"/>
               </w:rPr>
               <w:t>Member 4 (Niguidula, Halden H.)</w:t>
             </w:r>
           </w:p>
           <w:p>
             <w:pPr>
-              <w:spacing w:before="0" w:after="0" w:line="190" w:lineRule="auto"/>
               <w:numPr>
                 <w:ilvl w:val="0"/>
                 <w:numId w:val="5"/>
               </w:numPr>
+              <w:spacing w:line="190" w:lineRule="auto"/>
               <w:ind w:left="400" w:hanging="250"/>
               <w:rPr>
-                <w:sz w:val="15"/>
-                <w:szCs w:val="15"/>
-              </w:rPr>
-            </w:pPr>
-            <w:r>
-              <w:rPr>
-                <w:sz w:val="15"/>
-                <w:szCs w:val="15"/>
-              </w:rPr>
-              <w:t xml:space="preserve">Create forecasting.php and write the initial moving average calculation script.</w:t>
+                <w:sz w:val="22"/>
+                <w:szCs w:val="22"/>
+              </w:rPr>
+            </w:pPr>
+            <w:r>
+              <w:rPr>
+                <w:sz w:val="22"/>
+                <w:szCs w:val="22"/>
+              </w:rPr>
+              <w:t>Create forecasting.php and write the initial moving average calculation script.</w:t>
             </w:r>
           </w:p>
         </w:tc>
         <w:tc>
           <w:tcPr>
             <w:tcW w:w="5395" w:type="dxa"/>
+            <w:tcMar>
+              <w:top w:w="115" w:type="dxa"/>
+              <w:bottom w:w="115" w:type="dxa"/>
+            </w:tcMar>
           </w:tcPr>
           <w:p>
             <w:pPr>
-              <w:spacing w:before="0" w:after="0" w:line="190" w:lineRule="auto"/>
-              <w:rPr>
-                <w:b/>
-                <w:bCs/>
-                <w:sz w:val="16"/>
-                <w:szCs w:val="16"/>
-              </w:rPr>
-            </w:pPr>
-            <w:r>
-              <w:rPr>
-                <w:b/>
-                <w:bCs/>
-                <w:sz w:val="16"/>
-                <w:szCs w:val="16"/>
+              <w:spacing w:line="190" w:lineRule="auto"/>
+              <w:rPr>
+                <w:b/>
+                <w:bCs/>
+                <w:sz w:val="22"/>
+                <w:szCs w:val="22"/>
+              </w:rPr>
+            </w:pPr>
+            <w:r>
+              <w:rPr>
+                <w:b/>
+                <w:bCs/>
+                <w:sz w:val="22"/>
+                <w:szCs w:val="22"/>
               </w:rPr>
               <w:t>Member 4 (Niguidula, Halden H.)</w:t>
             </w:r>
           </w:p>
           <w:p>
             <w:pPr>
-              <w:spacing w:before="0" w:after="0" w:line="190" w:lineRule="auto"/>
               <w:numPr>
                 <w:ilvl w:val="0"/>
                 <w:numId w:val="2"/>
               </w:numPr>
+              <w:spacing w:line="190" w:lineRule="auto"/>
               <w:ind w:left="400" w:hanging="250"/>
               <w:rPr>
-                <w:sz w:val="15"/>
-                <w:szCs w:val="15"/>
-              </w:rPr>
-            </w:pPr>
-            <w:r>
-              <w:rPr>
-                <w:sz w:val="15"/>
-                <w:szCs w:val="15"/>
-              </w:rPr>
-              <w:t xml:space="preserve">Created the forecasting page and tested the moving average formula with sample sales data.</w:t>
+                <w:sz w:val="22"/>
+                <w:szCs w:val="22"/>
+              </w:rPr>
+            </w:pPr>
+            <w:r>
+              <w:rPr>
+                <w:sz w:val="22"/>
+                <w:szCs w:val="22"/>
+              </w:rPr>
+              <w:t>Created the forecasting page and tested the moving average formula with sample sales data.</w:t>
             </w:r>
           </w:p>
         </w:tc>
       </w:tr>
-      <w:tr xmlns:w="http://schemas.openxmlformats.org/wordprocessingml/2006/main" xmlns:w14="http://schemas.microsoft.com/office/word/2010/wordml">
+      <w:tr>
         <w:trPr>
-          <w:cantSplit w:val="1"/>
-          <w:trHeight w:hRule="atLeast" w:val="360"/>
-          <w:tblHeader w:val="0"/>
+          <w:trHeight w:val="360"/>
         </w:trPr>
         <w:tc>
           <w:tcPr>
             <w:tcW w:w="5395" w:type="dxa"/>
+            <w:tcMar>
+              <w:top w:w="115" w:type="dxa"/>
+              <w:bottom w:w="115" w:type="dxa"/>
+            </w:tcMar>
           </w:tcPr>
           <w:p>
             <w:pPr>
-              <w:spacing w:before="0" w:after="0" w:line="190" w:lineRule="auto"/>
-              <w:rPr>
-                <w:b/>
-                <w:bCs/>
-                <w:sz w:val="16"/>
-                <w:szCs w:val="16"/>
-              </w:rPr>
-            </w:pPr>
-            <w:r>
-              <w:rPr>
-                <w:b/>
-                <w:bCs/>
-                <w:sz w:val="16"/>
-                <w:szCs w:val="16"/>
+              <w:spacing w:line="190" w:lineRule="auto"/>
+              <w:rPr>
+                <w:b/>
+                <w:bCs/>
+                <w:sz w:val="22"/>
+                <w:szCs w:val="22"/>
+              </w:rPr>
+            </w:pPr>
+            <w:r>
+              <w:rPr>
+                <w:b/>
+                <w:bCs/>
+                <w:sz w:val="22"/>
+                <w:szCs w:val="22"/>
               </w:rPr>
               <w:t>Member 5 (Pineda, Adrian Jury C.)</w:t>
             </w:r>
           </w:p>
           <w:p>
             <w:pPr>
-              <w:spacing w:before="0" w:after="0" w:line="190" w:lineRule="auto"/>
               <w:numPr>
                 <w:ilvl w:val="0"/>
                 <w:numId w:val="5"/>
               </w:numPr>
+              <w:spacing w:line="190" w:lineRule="auto"/>
               <w:ind w:left="400" w:hanging="250"/>
               <w:rPr>
-                <w:sz w:val="15"/>
-                <w:szCs w:val="15"/>
-              </w:rPr>
-            </w:pPr>
-            <w:r>
-              <w:rPr>
-                <w:sz w:val="15"/>
-                <w:szCs w:val="15"/>
-              </w:rPr>
-              <w:t xml:space="preserve">Update the Entity Relationship Diagram (ERD) to show the new forecasting table.</w:t>
+                <w:sz w:val="22"/>
+                <w:szCs w:val="22"/>
+              </w:rPr>
+            </w:pPr>
+            <w:r>
+              <w:rPr>
+                <w:sz w:val="22"/>
+                <w:szCs w:val="22"/>
+              </w:rPr>
+              <w:t>Update the Entity Relationship Diagram (ERD) to show the new forecasting table.</w:t>
             </w:r>
           </w:p>
         </w:tc>
         <w:tc>
           <w:tcPr>
             <w:tcW w:w="5395" w:type="dxa"/>
+            <w:tcMar>
+              <w:top w:w="115" w:type="dxa"/>
+              <w:bottom w:w="115" w:type="dxa"/>
+            </w:tcMar>
           </w:tcPr>
           <w:p>
             <w:pPr>
-              <w:spacing w:before="0" w:after="0" w:line="190" w:lineRule="auto"/>
-              <w:rPr>
-                <w:b/>
-                <w:bCs/>
-                <w:sz w:val="16"/>
-                <w:szCs w:val="16"/>
-              </w:rPr>
-            </w:pPr>
-            <w:r>
-              <w:rPr>
-                <w:b/>
-                <w:bCs/>
-                <w:sz w:val="16"/>
-                <w:szCs w:val="16"/>
+              <w:spacing w:line="190" w:lineRule="auto"/>
+              <w:rPr>
+                <w:b/>
+                <w:bCs/>
+                <w:sz w:val="22"/>
+                <w:szCs w:val="22"/>
+              </w:rPr>
+            </w:pPr>
+            <w:r>
+              <w:rPr>
+                <w:b/>
+                <w:bCs/>
+                <w:sz w:val="22"/>
+                <w:szCs w:val="22"/>
               </w:rPr>
               <w:t>Member 5 (Pineda, Adrian Jury C.)</w:t>
             </w:r>
           </w:p>
           <w:p>
             <w:pPr>
-              <w:spacing w:before="0" w:after="0" w:line="190" w:lineRule="auto"/>
               <w:numPr>
                 <w:ilvl w:val="0"/>
                 <w:numId w:val="2"/>
               </w:numPr>
+              <w:spacing w:line="190" w:lineRule="auto"/>
               <w:ind w:left="400" w:hanging="250"/>
               <w:rPr>
-                <w:sz w:val="15"/>
-                <w:szCs w:val="15"/>
-              </w:rPr>
-            </w:pPr>
-            <w:r>
-              <w:rPr>
-                <w:sz w:val="15"/>
-                <w:szCs w:val="15"/>
-              </w:rPr>
-              <w:t xml:space="preserve">Added the forecasting table and its attributes to the ERD diagram.</w:t>
+                <w:sz w:val="22"/>
+                <w:szCs w:val="22"/>
+              </w:rPr>
+            </w:pPr>
+            <w:r>
+              <w:rPr>
+                <w:sz w:val="22"/>
+                <w:szCs w:val="22"/>
+              </w:rPr>
+              <w:t>Added the forecasting table and its attributes to the ERD diagram.</w:t>
             </w:r>
           </w:p>
         </w:tc>
       </w:tr>
-      <w:tr xmlns:w="http://schemas.openxmlformats.org/wordprocessingml/2006/main" xmlns:w14="http://schemas.microsoft.com/office/word/2010/wordml">
+      <w:tr>
         <w:trPr>
-          <w:cantSplit w:val="1"/>
-          <w:trHeight w:hRule="atLeast" w:val="360"/>
-          <w:tblHeader w:val="0"/>
+          <w:trHeight w:val="360"/>
         </w:trPr>
         <w:tc>
           <w:tcPr>
             <w:tcW w:w="5395" w:type="dxa"/>
+            <w:tcMar>
+              <w:top w:w="115" w:type="dxa"/>
+              <w:bottom w:w="115" w:type="dxa"/>
+            </w:tcMar>
           </w:tcPr>
           <w:p>
             <w:pPr>
-              <w:spacing w:before="0" w:after="0" w:line="190" w:lineRule="auto"/>
-              <w:rPr>
-                <w:b/>
-                <w:bCs/>
-                <w:sz w:val="16"/>
-                <w:szCs w:val="16"/>
-              </w:rPr>
-            </w:pPr>
-            <w:r>
-              <w:rPr>
-                <w:b/>
-                <w:bCs/>
-                <w:sz w:val="16"/>
-                <w:szCs w:val="16"/>
+              <w:spacing w:line="190" w:lineRule="auto"/>
+              <w:rPr>
+                <w:b/>
+                <w:bCs/>
+                <w:sz w:val="22"/>
+                <w:szCs w:val="22"/>
+              </w:rPr>
+            </w:pPr>
+            <w:r>
+              <w:rPr>
+                <w:b/>
+                <w:bCs/>
+                <w:sz w:val="22"/>
+                <w:szCs w:val="22"/>
               </w:rPr>
               <w:t>Member 6 (Pineda, Fredrick Matthew)</w:t>
             </w:r>
           </w:p>
           <w:p>
             <w:pPr>
-              <w:spacing w:before="0" w:after="0" w:line="190" w:lineRule="auto"/>
               <w:numPr>
                 <w:ilvl w:val="0"/>
                 <w:numId w:val="5"/>
               </w:numPr>
+              <w:spacing w:line="190" w:lineRule="auto"/>
               <w:ind w:left="400" w:hanging="250"/>
               <w:rPr>
-                <w:sz w:val="15"/>
-                <w:szCs w:val="15"/>
-              </w:rPr>
-            </w:pPr>
-            <w:r>
-              <w:rPr>
-                <w:sz w:val="15"/>
-                <w:szCs w:val="15"/>
-              </w:rPr>
-              <w:t xml:space="preserve">Test the forecasting formula manually in Excel to compare with system results.</w:t>
+                <w:sz w:val="22"/>
+                <w:szCs w:val="22"/>
+              </w:rPr>
+            </w:pPr>
+            <w:r>
+              <w:rPr>
+                <w:sz w:val="22"/>
+                <w:szCs w:val="22"/>
+              </w:rPr>
+              <w:t>Test the forecasting formula manually in Excel to compare with system results.</w:t>
             </w:r>
           </w:p>
         </w:tc>
         <w:tc>
           <w:tcPr>
             <w:tcW w:w="5395" w:type="dxa"/>
+            <w:tcMar>
+              <w:top w:w="115" w:type="dxa"/>
+              <w:bottom w:w="115" w:type="dxa"/>
+            </w:tcMar>
           </w:tcPr>
           <w:p>
             <w:pPr>
-              <w:spacing w:before="0" w:after="0" w:line="190" w:lineRule="auto"/>
-              <w:rPr>
-                <w:b/>
-                <w:bCs/>
-                <w:sz w:val="16"/>
-                <w:szCs w:val="16"/>
-              </w:rPr>
-            </w:pPr>
-            <w:r>
-              <w:rPr>
-                <w:b/>
-                <w:bCs/>
-                <w:sz w:val="16"/>
-                <w:szCs w:val="16"/>
+              <w:spacing w:line="190" w:lineRule="auto"/>
+              <w:rPr>
+                <w:b/>
+                <w:bCs/>
+                <w:sz w:val="22"/>
+                <w:szCs w:val="22"/>
+              </w:rPr>
+            </w:pPr>
+            <w:r>
+              <w:rPr>
+                <w:b/>
+                <w:bCs/>
+                <w:sz w:val="22"/>
+                <w:szCs w:val="22"/>
               </w:rPr>
               <w:t>Member 6 (Pineda, Fredrick Matthew)</w:t>
             </w:r>
           </w:p>
           <w:p>
             <w:pPr>
-              <w:spacing w:before="0" w:after="0" w:line="190" w:lineRule="auto"/>
               <w:numPr>
                 <w:ilvl w:val="0"/>
                 <w:numId w:val="2"/>
               </w:numPr>
+              <w:spacing w:line="190" w:lineRule="auto"/>
               <w:ind w:left="400" w:hanging="250"/>
               <w:rPr>
-                <w:sz w:val="15"/>
-                <w:szCs w:val="15"/>
-              </w:rPr>
-            </w:pPr>
-            <w:r>
-              <w:rPr>
-                <w:sz w:val="15"/>
-                <w:szCs w:val="15"/>
-              </w:rPr>
-              <w:t xml:space="preserve">Calculated moving averages in Excel and verified the system's test calculations.</w:t>
+                <w:sz w:val="22"/>
+                <w:szCs w:val="22"/>
+              </w:rPr>
+            </w:pPr>
+            <w:r>
+              <w:rPr>
+                <w:sz w:val="22"/>
+                <w:szCs w:val="22"/>
+              </w:rPr>
+              <w:t>Calculated moving averages in Excel and verified the system's test calculations.</w:t>
             </w:r>
           </w:p>
         </w:tc>
@@ -897,29 +957,29 @@
     </w:tbl>
     <w:p>
       <w:pPr>
+        <w:spacing w:after="20" w:line="30" w:lineRule="exact"/>
         <w:rPr>
           <w:b/>
           <w:bCs/>
         </w:rPr>
-        <w:spacing w:before="0" w:after="20" w:line="30" w:lineRule="exact"/>
       </w:pPr>
     </w:p>
     <w:p>
       <w:pPr>
+        <w:spacing w:after="20" w:line="30" w:lineRule="exact"/>
         <w:rPr>
           <w:b/>
           <w:bCs/>
         </w:rPr>
-        <w:spacing w:before="0" w:after="20" w:line="30" w:lineRule="exact"/>
       </w:pPr>
     </w:p>
     <w:p>
       <w:pPr>
+        <w:spacing w:after="20" w:line="30" w:lineRule="exact"/>
         <w:rPr>
           <w:b/>
           <w:bCs/>
         </w:rPr>
-        <w:spacing w:before="0" w:after="20" w:line="30" w:lineRule="exact"/>
       </w:pPr>
     </w:p>
     <w:tbl>
@@ -1099,9 +1159,9 @@
                 </w:p>
               </w:tc>
             </w:tr>
-            <w:tr xmlns:w="http://schemas.openxmlformats.org/wordprocessingml/2006/main" xmlns:w14="http://schemas.microsoft.com/office/word/2010/wordml">
+            <w:tr>
               <w:trPr>
-                <w:cantSplit w:val="1"/>
+                <w:cantSplit/>
                 <w:trHeight w:val="240"/>
                 <w:jc w:val="center"/>
               </w:trPr>
@@ -1111,8 +1171,7 @@
                 </w:tcPr>
                 <w:p>
                   <w:pPr>
-                    <w:spacing w:before="0" w:after="0" w:line="180" w:lineRule="auto"/>
-                    <w:jc w:val="center"/>
+                    <w:spacing w:line="180" w:lineRule="auto"/>
                   </w:pPr>
                   <w:r>
                     <w:rPr>
@@ -1350,11 +1409,11 @@
     </w:tbl>
     <w:p>
       <w:pPr>
+        <w:spacing w:after="20" w:line="30" w:lineRule="exact"/>
         <w:rPr>
           <w:b/>
           <w:bCs/>
         </w:rPr>
-        <w:spacing w:before="0" w:after="20" w:line="30" w:lineRule="exact"/>
       </w:pPr>
     </w:p>
     <w:sectPr>
